--- a/禾灵儿指标体系说明/禾灵儿数字画像指标体系与评分内核技术说明.docx
+++ b/禾灵儿指标体系说明/禾灵儿数字画像指标体系与评分内核技术说明.docx
@@ -7043,6 +7043,719 @@
     </w:tbl>
     <w:p>
       <w:pPr>
+        <w:keepNext/>
+        <w:spacing w:before="120" w:after="80" w:line="360" w:lineRule="auto"/>
+        <w:jc w:val="left"/>
+        <w:outlineLvl w:val="2"/>
+      </w:pPr>
+      <w:r>
+        <w:rPr>
+          <w:rFonts w:ascii="黑体" w:hAnsi="黑体" w:eastAsia="黑体" w:cs="黑体"/>
+          <w:b w:val="0"/>
+          <w:i w:val="0"/>
+          <w:sz w:val="24"/>
+        </w:rPr>
+        <w:t>3.2.1　自由文本的清洗与概括</w:t>
+      </w:r>
+    </w:p>
+    <w:p>
+      <w:pPr>
+        <w:keepNext w:val="0"/>
+        <w:spacing w:before="0" w:after="0" w:line="360" w:lineRule="auto"/>
+        <w:ind w:firstLineChars="200" w:firstLine="480"/>
+        <w:jc w:val="both"/>
+      </w:pPr>
+      <w:r>
+        <w:rPr>
+          <w:rFonts w:ascii="Times New Roman" w:hAnsi="Times New Roman" w:eastAsia="宋体" w:cs="Times New Roman"/>
+          <w:b w:val="0"/>
+          <w:i w:val="0"/>
+          <w:sz w:val="24"/>
+        </w:rPr>
+        <w:t>文化对话是六类渠道中唯一的自由文本来源，也是唯一需要额外处理的一类。学生常把整页 HTML、程序代码或长提示词直接粘进对话框，若照原样使用会引出两个问题：一是这些标记会被文化词典误当作内容参与匹配，二是教师界面上会出现一串尖括号。因此系统先剥掉标记语言、代码块、链接与表情符号，只保留可读的自然语言，再据此判定文化相关度与作答充实度。</w:t>
+      </w:r>
+    </w:p>
+    <w:p>
+      <w:pPr>
+        <w:keepNext w:val="0"/>
+        <w:spacing w:before="0" w:after="0" w:line="360" w:lineRule="auto"/>
+        <w:ind w:firstLineChars="200" w:firstLine="480"/>
+        <w:jc w:val="both"/>
+      </w:pPr>
+      <w:r>
+        <w:rPr>
+          <w:rFonts w:ascii="Times New Roman" w:hAnsi="Times New Roman" w:eastAsia="宋体" w:cs="Times New Roman"/>
+          <w:b w:val="0"/>
+          <w:i w:val="0"/>
+          <w:sz w:val="24"/>
+        </w:rPr>
+        <w:t>界面与学习报告中不呈现提问原文，而是呈现一句中文概括：先把提问归入六种形态之一，再取清洗后文本的首句，并附上命中的文化主题词。归类与概括全部由规则算出，不调用大模型，因此与打分一样可复算、可审计。六种形态与判据列于表 6。</w:t>
+      </w:r>
+    </w:p>
+    <w:p>
+      <w:pPr>
+        <w:keepNext/>
+        <w:spacing w:before="200" w:after="60" w:line="240" w:lineRule="auto"/>
+        <w:jc w:val="center"/>
+      </w:pPr>
+      <w:r>
+        <w:rPr>
+          <w:rFonts w:ascii="黑体" w:hAnsi="黑体" w:eastAsia="黑体" w:cs="黑体"/>
+          <w:b w:val="0"/>
+          <w:i w:val="0"/>
+          <w:sz w:val="21"/>
+        </w:rPr>
+        <w:t>表 6　文化对话的形态归类</w:t>
+      </w:r>
+    </w:p>
+    <w:tbl>
+      <w:tblPr>
+        <w:tblStyle w:val="TableGrid"/>
+        <w:tblW w:type="dxa" w:w="8278"/>
+        <w:jc w:val="center"/>
+        <w:tblBorders>
+          <w:top w:val="nil"/>
+          <w:left w:val="nil"/>
+          <w:bottom w:val="nil"/>
+          <w:right w:val="nil"/>
+          <w:insideH w:val="nil"/>
+          <w:insideV w:val="nil"/>
+        </w:tblBorders>
+        <w:tblLayout w:type="fixed"/>
+        <w:tblLook w:firstColumn="1" w:firstRow="1" w:lastColumn="0" w:lastRow="0" w:noHBand="0" w:noVBand="1" w:val="04A0"/>
+      </w:tblPr>
+      <w:tblGrid>
+        <w:gridCol w:w="1587"/>
+        <w:gridCol w:w="3742"/>
+        <w:gridCol w:w="2948"/>
+      </w:tblGrid>
+      <w:tr>
+        <w:trPr>
+          <w:cantSplit w:val="true"/>
+          <w:tblHeader w:val="true"/>
+        </w:trPr>
+        <w:tc>
+          <w:tcPr>
+            <w:tcW w:type="dxa" w:w="1587"/>
+            <w:tcBorders>
+              <w:top w:val="single" w:sz="12" w:space="0" w:color="000000"/>
+              <w:left w:val="nil"/>
+              <w:bottom w:val="single" w:sz="6" w:space="0" w:color="000000"/>
+              <w:right w:val="nil"/>
+              <w:insideH w:val="nil"/>
+              <w:insideV w:val="nil"/>
+            </w:tcBorders>
+          </w:tcPr>
+          <w:p>
+            <w:pPr>
+              <w:spacing w:before="40" w:after="40" w:line="240" w:lineRule="auto"/>
+              <w:jc w:val="center"/>
+            </w:pPr>
+            <w:r>
+              <w:rPr>
+                <w:rFonts w:ascii="黑体" w:hAnsi="黑体" w:eastAsia="黑体" w:cs="黑体"/>
+                <w:b w:val="0"/>
+                <w:i w:val="0"/>
+                <w:sz w:val="18"/>
+              </w:rPr>
+              <w:t>形态</w:t>
+            </w:r>
+          </w:p>
+        </w:tc>
+        <w:tc>
+          <w:tcPr>
+            <w:tcW w:type="dxa" w:w="3742"/>
+            <w:tcBorders>
+              <w:top w:val="single" w:sz="12" w:space="0" w:color="000000"/>
+              <w:left w:val="nil"/>
+              <w:bottom w:val="single" w:sz="6" w:space="0" w:color="000000"/>
+              <w:right w:val="nil"/>
+              <w:insideH w:val="nil"/>
+              <w:insideV w:val="nil"/>
+            </w:tcBorders>
+          </w:tcPr>
+          <w:p>
+            <w:pPr>
+              <w:spacing w:before="40" w:after="40" w:line="240" w:lineRule="auto"/>
+              <w:jc w:val="center"/>
+            </w:pPr>
+            <w:r>
+              <w:rPr>
+                <w:rFonts w:ascii="黑体" w:hAnsi="黑体" w:eastAsia="黑体" w:cs="黑体"/>
+                <w:b w:val="0"/>
+                <w:i w:val="0"/>
+                <w:sz w:val="18"/>
+              </w:rPr>
+              <w:t>判据</w:t>
+            </w:r>
+          </w:p>
+        </w:tc>
+        <w:tc>
+          <w:tcPr>
+            <w:tcW w:type="dxa" w:w="2948"/>
+            <w:tcBorders>
+              <w:top w:val="single" w:sz="12" w:space="0" w:color="000000"/>
+              <w:left w:val="nil"/>
+              <w:bottom w:val="single" w:sz="6" w:space="0" w:color="000000"/>
+              <w:right w:val="nil"/>
+              <w:insideH w:val="nil"/>
+              <w:insideV w:val="nil"/>
+            </w:tcBorders>
+          </w:tcPr>
+          <w:p>
+            <w:pPr>
+              <w:spacing w:before="40" w:after="40" w:line="240" w:lineRule="auto"/>
+              <w:jc w:val="center"/>
+            </w:pPr>
+            <w:r>
+              <w:rPr>
+                <w:rFonts w:ascii="黑体" w:hAnsi="黑体" w:eastAsia="黑体" w:cs="黑体"/>
+                <w:b w:val="0"/>
+                <w:i w:val="0"/>
+                <w:sz w:val="18"/>
+              </w:rPr>
+              <w:t>概括呈现方式</w:t>
+            </w:r>
+          </w:p>
+        </w:tc>
+      </w:tr>
+      <w:tr>
+        <w:trPr>
+          <w:cantSplit w:val="true"/>
+        </w:trPr>
+        <w:tc>
+          <w:tcPr>
+            <w:tcW w:type="dxa" w:w="1587"/>
+            <w:tcBorders>
+              <w:top w:val="nil"/>
+              <w:left w:val="nil"/>
+              <w:bottom w:val="nil"/>
+              <w:right w:val="nil"/>
+              <w:insideH w:val="nil"/>
+              <w:insideV w:val="nil"/>
+            </w:tcBorders>
+          </w:tcPr>
+          <w:p>
+            <w:pPr>
+              <w:spacing w:before="40" w:after="40" w:line="240" w:lineRule="auto"/>
+              <w:jc w:val="center"/>
+            </w:pPr>
+            <w:r>
+              <w:rPr>
+                <w:rFonts w:ascii="Times New Roman" w:hAnsi="Times New Roman" w:eastAsia="宋体" w:cs="Times New Roman"/>
+                <w:b w:val="0"/>
+                <w:i w:val="0"/>
+                <w:sz w:val="18"/>
+              </w:rPr>
+              <w:t>代码与网页片段</w:t>
+            </w:r>
+          </w:p>
+        </w:tc>
+        <w:tc>
+          <w:tcPr>
+            <w:tcW w:type="dxa" w:w="3742"/>
+            <w:tcBorders>
+              <w:top w:val="nil"/>
+              <w:left w:val="nil"/>
+              <w:bottom w:val="nil"/>
+              <w:right w:val="nil"/>
+              <w:insideH w:val="nil"/>
+              <w:insideV w:val="nil"/>
+            </w:tcBorders>
+          </w:tcPr>
+          <w:p>
+            <w:pPr>
+              <w:spacing w:before="40" w:after="40" w:line="240" w:lineRule="auto"/>
+              <w:jc w:val="left"/>
+            </w:pPr>
+            <w:r>
+              <w:rPr>
+                <w:rFonts w:ascii="Times New Roman" w:hAnsi="Times New Roman" w:eastAsia="宋体" w:cs="Times New Roman"/>
+                <w:b w:val="0"/>
+                <w:i w:val="0"/>
+                <w:sz w:val="18"/>
+              </w:rPr>
+              <w:t>出现网页标签、代码围栏，或代码符号密集且中文占比不足 35%</w:t>
+            </w:r>
+          </w:p>
+        </w:tc>
+        <w:tc>
+          <w:tcPr>
+            <w:tcW w:type="dxa" w:w="2948"/>
+            <w:tcBorders>
+              <w:top w:val="nil"/>
+              <w:left w:val="nil"/>
+              <w:bottom w:val="nil"/>
+              <w:right w:val="nil"/>
+              <w:insideH w:val="nil"/>
+              <w:insideV w:val="nil"/>
+            </w:tcBorders>
+          </w:tcPr>
+          <w:p>
+            <w:pPr>
+              <w:spacing w:before="40" w:after="40" w:line="240" w:lineRule="auto"/>
+              <w:jc w:val="left"/>
+            </w:pPr>
+            <w:r>
+              <w:rPr>
+                <w:rFonts w:ascii="Times New Roman" w:hAnsi="Times New Roman" w:eastAsia="宋体" w:cs="Times New Roman"/>
+                <w:b w:val="0"/>
+                <w:i w:val="0"/>
+                <w:sz w:val="18"/>
+              </w:rPr>
+              <w:t>报出内容体量，并在附言确为成句中文时一并给出</w:t>
+            </w:r>
+          </w:p>
+        </w:tc>
+      </w:tr>
+      <w:tr>
+        <w:trPr>
+          <w:cantSplit w:val="true"/>
+        </w:trPr>
+        <w:tc>
+          <w:tcPr>
+            <w:tcW w:type="dxa" w:w="1587"/>
+            <w:tcBorders>
+              <w:top w:val="nil"/>
+              <w:left w:val="nil"/>
+              <w:bottom w:val="nil"/>
+              <w:right w:val="nil"/>
+              <w:insideH w:val="nil"/>
+              <w:insideV w:val="nil"/>
+            </w:tcBorders>
+          </w:tcPr>
+          <w:p>
+            <w:pPr>
+              <w:spacing w:before="40" w:after="40" w:line="240" w:lineRule="auto"/>
+              <w:jc w:val="center"/>
+            </w:pPr>
+            <w:r>
+              <w:rPr>
+                <w:rFonts w:ascii="Times New Roman" w:hAnsi="Times New Roman" w:eastAsia="宋体" w:cs="Times New Roman"/>
+                <w:b w:val="0"/>
+                <w:i w:val="0"/>
+                <w:sz w:val="18"/>
+              </w:rPr>
+              <w:t>简短追问</w:t>
+            </w:r>
+          </w:p>
+        </w:tc>
+        <w:tc>
+          <w:tcPr>
+            <w:tcW w:type="dxa" w:w="3742"/>
+            <w:tcBorders>
+              <w:top w:val="nil"/>
+              <w:left w:val="nil"/>
+              <w:bottom w:val="nil"/>
+              <w:right w:val="nil"/>
+              <w:insideH w:val="nil"/>
+              <w:insideV w:val="nil"/>
+            </w:tcBorders>
+          </w:tcPr>
+          <w:p>
+            <w:pPr>
+              <w:spacing w:before="40" w:after="40" w:line="240" w:lineRule="auto"/>
+              <w:jc w:val="left"/>
+            </w:pPr>
+            <w:r>
+              <w:rPr>
+                <w:rFonts w:ascii="Times New Roman" w:hAnsi="Times New Roman" w:eastAsia="宋体" w:cs="Times New Roman"/>
+                <w:b w:val="0"/>
+                <w:i w:val="0"/>
+                <w:sz w:val="18"/>
+              </w:rPr>
+              <w:t>清洗后不足 4 个字</w:t>
+            </w:r>
+          </w:p>
+        </w:tc>
+        <w:tc>
+          <w:tcPr>
+            <w:tcW w:type="dxa" w:w="2948"/>
+            <w:tcBorders>
+              <w:top w:val="nil"/>
+              <w:left w:val="nil"/>
+              <w:bottom w:val="nil"/>
+              <w:right w:val="nil"/>
+              <w:insideH w:val="nil"/>
+              <w:insideV w:val="nil"/>
+            </w:tcBorders>
+          </w:tcPr>
+          <w:p>
+            <w:pPr>
+              <w:spacing w:before="40" w:after="40" w:line="240" w:lineRule="auto"/>
+              <w:jc w:val="left"/>
+            </w:pPr>
+            <w:r>
+              <w:rPr>
+                <w:rFonts w:ascii="Times New Roman" w:hAnsi="Times New Roman" w:eastAsia="宋体" w:cs="Times New Roman"/>
+                <w:b w:val="0"/>
+                <w:i w:val="0"/>
+                <w:sz w:val="18"/>
+              </w:rPr>
+              <w:t>直接呈现原句</w:t>
+            </w:r>
+          </w:p>
+        </w:tc>
+      </w:tr>
+      <w:tr>
+        <w:trPr>
+          <w:cantSplit w:val="true"/>
+        </w:trPr>
+        <w:tc>
+          <w:tcPr>
+            <w:tcW w:type="dxa" w:w="1587"/>
+            <w:tcBorders>
+              <w:top w:val="nil"/>
+              <w:left w:val="nil"/>
+              <w:bottom w:val="nil"/>
+              <w:right w:val="nil"/>
+              <w:insideH w:val="nil"/>
+              <w:insideV w:val="nil"/>
+            </w:tcBorders>
+          </w:tcPr>
+          <w:p>
+            <w:pPr>
+              <w:spacing w:before="40" w:after="40" w:line="240" w:lineRule="auto"/>
+              <w:jc w:val="center"/>
+            </w:pPr>
+            <w:r>
+              <w:rPr>
+                <w:rFonts w:ascii="Times New Roman" w:hAnsi="Times New Roman" w:eastAsia="宋体" w:cs="Times New Roman"/>
+                <w:b w:val="0"/>
+                <w:i w:val="0"/>
+                <w:sz w:val="18"/>
+              </w:rPr>
+              <w:t>创作与生成请求</w:t>
+            </w:r>
+          </w:p>
+        </w:tc>
+        <w:tc>
+          <w:tcPr>
+            <w:tcW w:type="dxa" w:w="3742"/>
+            <w:tcBorders>
+              <w:top w:val="nil"/>
+              <w:left w:val="nil"/>
+              <w:bottom w:val="nil"/>
+              <w:right w:val="nil"/>
+              <w:insideH w:val="nil"/>
+              <w:insideV w:val="nil"/>
+            </w:tcBorders>
+          </w:tcPr>
+          <w:p>
+            <w:pPr>
+              <w:spacing w:before="40" w:after="40" w:line="240" w:lineRule="auto"/>
+              <w:jc w:val="left"/>
+            </w:pPr>
+            <w:r>
+              <w:rPr>
+                <w:rFonts w:ascii="Times New Roman" w:hAnsi="Times New Roman" w:eastAsia="宋体" w:cs="Times New Roman"/>
+                <w:b w:val="0"/>
+                <w:i w:val="0"/>
+                <w:sz w:val="18"/>
+              </w:rPr>
+              <w:t>出现帮我、生成、制作、设计、修改等词</w:t>
+            </w:r>
+          </w:p>
+        </w:tc>
+        <w:tc>
+          <w:tcPr>
+            <w:tcW w:type="dxa" w:w="2948"/>
+            <w:tcBorders>
+              <w:top w:val="nil"/>
+              <w:left w:val="nil"/>
+              <w:bottom w:val="nil"/>
+              <w:right w:val="nil"/>
+              <w:insideH w:val="nil"/>
+              <w:insideV w:val="nil"/>
+            </w:tcBorders>
+          </w:tcPr>
+          <w:p>
+            <w:pPr>
+              <w:spacing w:before="40" w:after="40" w:line="240" w:lineRule="auto"/>
+              <w:jc w:val="left"/>
+            </w:pPr>
+            <w:r>
+              <w:rPr>
+                <w:rFonts w:ascii="Times New Roman" w:hAnsi="Times New Roman" w:eastAsia="宋体" w:cs="Times New Roman"/>
+                <w:b w:val="0"/>
+                <w:i w:val="0"/>
+                <w:sz w:val="18"/>
+              </w:rPr>
+              <w:t>取首句</w:t>
+            </w:r>
+          </w:p>
+        </w:tc>
+      </w:tr>
+      <w:tr>
+        <w:trPr>
+          <w:cantSplit w:val="true"/>
+        </w:trPr>
+        <w:tc>
+          <w:tcPr>
+            <w:tcW w:type="dxa" w:w="1587"/>
+            <w:tcBorders>
+              <w:top w:val="nil"/>
+              <w:left w:val="nil"/>
+              <w:bottom w:val="nil"/>
+              <w:right w:val="nil"/>
+              <w:insideH w:val="nil"/>
+              <w:insideV w:val="nil"/>
+            </w:tcBorders>
+          </w:tcPr>
+          <w:p>
+            <w:pPr>
+              <w:spacing w:before="40" w:after="40" w:line="240" w:lineRule="auto"/>
+              <w:jc w:val="center"/>
+            </w:pPr>
+            <w:r>
+              <w:rPr>
+                <w:rFonts w:ascii="Times New Roman" w:hAnsi="Times New Roman" w:eastAsia="宋体" w:cs="Times New Roman"/>
+                <w:b w:val="0"/>
+                <w:i w:val="0"/>
+                <w:sz w:val="18"/>
+              </w:rPr>
+              <w:t>操作求助</w:t>
+            </w:r>
+          </w:p>
+        </w:tc>
+        <w:tc>
+          <w:tcPr>
+            <w:tcW w:type="dxa" w:w="3742"/>
+            <w:tcBorders>
+              <w:top w:val="nil"/>
+              <w:left w:val="nil"/>
+              <w:bottom w:val="nil"/>
+              <w:right w:val="nil"/>
+              <w:insideH w:val="nil"/>
+              <w:insideV w:val="nil"/>
+            </w:tcBorders>
+          </w:tcPr>
+          <w:p>
+            <w:pPr>
+              <w:spacing w:before="40" w:after="40" w:line="240" w:lineRule="auto"/>
+              <w:jc w:val="left"/>
+            </w:pPr>
+            <w:r>
+              <w:rPr>
+                <w:rFonts w:ascii="Times New Roman" w:hAnsi="Times New Roman" w:eastAsia="宋体" w:cs="Times New Roman"/>
+                <w:b w:val="0"/>
+                <w:i w:val="0"/>
+                <w:sz w:val="18"/>
+              </w:rPr>
+              <w:t>出现报错、打不开、运行、安装、浏览器等词</w:t>
+            </w:r>
+          </w:p>
+        </w:tc>
+        <w:tc>
+          <w:tcPr>
+            <w:tcW w:type="dxa" w:w="2948"/>
+            <w:tcBorders>
+              <w:top w:val="nil"/>
+              <w:left w:val="nil"/>
+              <w:bottom w:val="nil"/>
+              <w:right w:val="nil"/>
+              <w:insideH w:val="nil"/>
+              <w:insideV w:val="nil"/>
+            </w:tcBorders>
+          </w:tcPr>
+          <w:p>
+            <w:pPr>
+              <w:spacing w:before="40" w:after="40" w:line="240" w:lineRule="auto"/>
+              <w:jc w:val="left"/>
+            </w:pPr>
+            <w:r>
+              <w:rPr>
+                <w:rFonts w:ascii="Times New Roman" w:hAnsi="Times New Roman" w:eastAsia="宋体" w:cs="Times New Roman"/>
+                <w:b w:val="0"/>
+                <w:i w:val="0"/>
+                <w:sz w:val="18"/>
+              </w:rPr>
+              <w:t>取首句</w:t>
+            </w:r>
+          </w:p>
+        </w:tc>
+      </w:tr>
+      <w:tr>
+        <w:trPr>
+          <w:cantSplit w:val="true"/>
+        </w:trPr>
+        <w:tc>
+          <w:tcPr>
+            <w:tcW w:type="dxa" w:w="1587"/>
+            <w:tcBorders>
+              <w:top w:val="nil"/>
+              <w:left w:val="nil"/>
+              <w:bottom w:val="nil"/>
+              <w:right w:val="nil"/>
+              <w:insideH w:val="nil"/>
+              <w:insideV w:val="nil"/>
+            </w:tcBorders>
+          </w:tcPr>
+          <w:p>
+            <w:pPr>
+              <w:spacing w:before="40" w:after="40" w:line="240" w:lineRule="auto"/>
+              <w:jc w:val="center"/>
+            </w:pPr>
+            <w:r>
+              <w:rPr>
+                <w:rFonts w:ascii="Times New Roman" w:hAnsi="Times New Roman" w:eastAsia="宋体" w:cs="Times New Roman"/>
+                <w:b w:val="0"/>
+                <w:i w:val="0"/>
+                <w:sz w:val="18"/>
+              </w:rPr>
+              <w:t>知识性提问</w:t>
+            </w:r>
+          </w:p>
+        </w:tc>
+        <w:tc>
+          <w:tcPr>
+            <w:tcW w:type="dxa" w:w="3742"/>
+            <w:tcBorders>
+              <w:top w:val="nil"/>
+              <w:left w:val="nil"/>
+              <w:bottom w:val="nil"/>
+              <w:right w:val="nil"/>
+              <w:insideH w:val="nil"/>
+              <w:insideV w:val="nil"/>
+            </w:tcBorders>
+          </w:tcPr>
+          <w:p>
+            <w:pPr>
+              <w:spacing w:before="40" w:after="40" w:line="240" w:lineRule="auto"/>
+              <w:jc w:val="left"/>
+            </w:pPr>
+            <w:r>
+              <w:rPr>
+                <w:rFonts w:ascii="Times New Roman" w:hAnsi="Times New Roman" w:eastAsia="宋体" w:cs="Times New Roman"/>
+                <w:b w:val="0"/>
+                <w:i w:val="0"/>
+                <w:sz w:val="18"/>
+              </w:rPr>
+              <w:t>出现为什么、如何、什么、区别、由来、意义等词</w:t>
+            </w:r>
+          </w:p>
+        </w:tc>
+        <w:tc>
+          <w:tcPr>
+            <w:tcW w:type="dxa" w:w="2948"/>
+            <w:tcBorders>
+              <w:top w:val="nil"/>
+              <w:left w:val="nil"/>
+              <w:bottom w:val="nil"/>
+              <w:right w:val="nil"/>
+              <w:insideH w:val="nil"/>
+              <w:insideV w:val="nil"/>
+            </w:tcBorders>
+          </w:tcPr>
+          <w:p>
+            <w:pPr>
+              <w:spacing w:before="40" w:after="40" w:line="240" w:lineRule="auto"/>
+              <w:jc w:val="left"/>
+            </w:pPr>
+            <w:r>
+              <w:rPr>
+                <w:rFonts w:ascii="Times New Roman" w:hAnsi="Times New Roman" w:eastAsia="宋体" w:cs="Times New Roman"/>
+                <w:b w:val="0"/>
+                <w:i w:val="0"/>
+                <w:sz w:val="18"/>
+              </w:rPr>
+              <w:t>取首句</w:t>
+            </w:r>
+          </w:p>
+        </w:tc>
+      </w:tr>
+      <w:tr>
+        <w:trPr>
+          <w:cantSplit w:val="true"/>
+        </w:trPr>
+        <w:tc>
+          <w:tcPr>
+            <w:tcW w:type="dxa" w:w="1587"/>
+            <w:tcBorders>
+              <w:top w:val="nil"/>
+              <w:left w:val="nil"/>
+              <w:bottom w:val="single" w:sz="12" w:space="0" w:color="000000"/>
+              <w:right w:val="nil"/>
+              <w:insideH w:val="nil"/>
+              <w:insideV w:val="nil"/>
+            </w:tcBorders>
+          </w:tcPr>
+          <w:p>
+            <w:pPr>
+              <w:spacing w:before="40" w:after="40" w:line="240" w:lineRule="auto"/>
+              <w:jc w:val="center"/>
+            </w:pPr>
+            <w:r>
+              <w:rPr>
+                <w:rFonts w:ascii="Times New Roman" w:hAnsi="Times New Roman" w:eastAsia="宋体" w:cs="Times New Roman"/>
+                <w:b w:val="0"/>
+                <w:i w:val="0"/>
+                <w:sz w:val="18"/>
+              </w:rPr>
+              <w:t>学习交流</w:t>
+            </w:r>
+          </w:p>
+        </w:tc>
+        <w:tc>
+          <w:tcPr>
+            <w:tcW w:type="dxa" w:w="3742"/>
+            <w:tcBorders>
+              <w:top w:val="nil"/>
+              <w:left w:val="nil"/>
+              <w:bottom w:val="single" w:sz="12" w:space="0" w:color="000000"/>
+              <w:right w:val="nil"/>
+              <w:insideH w:val="nil"/>
+              <w:insideV w:val="nil"/>
+            </w:tcBorders>
+          </w:tcPr>
+          <w:p>
+            <w:pPr>
+              <w:spacing w:before="40" w:after="40" w:line="240" w:lineRule="auto"/>
+              <w:jc w:val="left"/>
+            </w:pPr>
+            <w:r>
+              <w:rPr>
+                <w:rFonts w:ascii="Times New Roman" w:hAnsi="Times New Roman" w:eastAsia="宋体" w:cs="Times New Roman"/>
+                <w:b w:val="0"/>
+                <w:i w:val="0"/>
+                <w:sz w:val="18"/>
+              </w:rPr>
+              <w:t>以上均不命中</w:t>
+            </w:r>
+          </w:p>
+        </w:tc>
+        <w:tc>
+          <w:tcPr>
+            <w:tcW w:type="dxa" w:w="2948"/>
+            <w:tcBorders>
+              <w:top w:val="nil"/>
+              <w:left w:val="nil"/>
+              <w:bottom w:val="single" w:sz="12" w:space="0" w:color="000000"/>
+              <w:right w:val="nil"/>
+              <w:insideH w:val="nil"/>
+              <w:insideV w:val="nil"/>
+            </w:tcBorders>
+          </w:tcPr>
+          <w:p>
+            <w:pPr>
+              <w:spacing w:before="40" w:after="40" w:line="240" w:lineRule="auto"/>
+              <w:jc w:val="left"/>
+            </w:pPr>
+            <w:r>
+              <w:rPr>
+                <w:rFonts w:ascii="Times New Roman" w:hAnsi="Times New Roman" w:eastAsia="宋体" w:cs="Times New Roman"/>
+                <w:b w:val="0"/>
+                <w:i w:val="0"/>
+                <w:sz w:val="18"/>
+              </w:rPr>
+              <w:t>取首句</w:t>
+            </w:r>
+          </w:p>
+        </w:tc>
+      </w:tr>
+    </w:tbl>
+    <w:p>
+      <w:pPr>
         <w:keepNext w:val="0"/>
         <w:spacing w:before="0" w:after="0" w:line="360" w:lineRule="auto"/>
         <w:ind w:firstLineChars="200" w:firstLine="480"/>
@@ -7568,7 +8281,7 @@
           <w:i w:val="0"/>
           <w:sz w:val="24"/>
         </w:rPr>
-        <w:t>三个因子的取值规则汇总于表 6。</w:t>
+        <w:t>三个因子的取值规则汇总于表 7。</w:t>
       </w:r>
     </w:p>
     <w:p>
@@ -7584,7 +8297,7 @@
           <w:i w:val="0"/>
           <w:sz w:val="21"/>
         </w:rPr>
-        <w:t>表 6　三因子的取值规则</w:t>
+        <w:t>表 7　三因子的取值规则</w:t>
       </w:r>
     </w:p>
     <w:tbl>
@@ -8427,7 +9140,7 @@
           <w:i w:val="0"/>
           <w:sz w:val="24"/>
         </w:rPr>
-        <w:t>渠道—维度权重矩阵与各渠道上限如图 4 与表 7 所示。矩阵中六个渠道按性质分成两类：文化对话、课程作业、学生作业成果、学生自建智能体属于“投入型”，需要学生实际付出时间与思考；文化课程报名、课程视频属于“参与型”，反映的是参与意愿而非素养水平。两类渠道的权重量级相差一个数量级，这正是第四章标定工作的核心结论。</w:t>
+        <w:t>渠道—维度权重矩阵与各渠道上限如图 4 与表 8 所示。矩阵中六个渠道按性质分成两类：文化对话、课程作业、学生作业成果、学生自建智能体属于“投入型”，需要学生实际付出时间与思考；文化课程报名、课程视频属于“参与型”，反映的是参与意愿而非素养水平。两类渠道的权重量级相差一个数量级，这正是第四章标定工作的核心结论。</w:t>
       </w:r>
     </w:p>
     <w:p>
@@ -8500,7 +9213,7 @@
           <w:i w:val="0"/>
           <w:sz w:val="21"/>
         </w:rPr>
-        <w:t>表 7　渠道—维度贡献权重与渠道上限</w:t>
+        <w:t>表 8　渠道—维度贡献权重与渠道上限</w:t>
       </w:r>
     </w:p>
     <w:tbl>
@@ -10829,7 +11542,7 @@
           <w:i w:val="0"/>
           <w:sz w:val="24"/>
         </w:rPr>
-        <w:t>五种典型作答方式的换算结果列于表 8。可以看到，刻意每题都选最高档所得的初始得分低于认真作答、自评偏高的学生，恰好扭转了刷分的收益方向；而“几乎都选最高档、偶尔次高”这种介于两者之间的作答，折减后也只能落到与认真作答者相同的水平，拿不到额外好处。需要强调的是，折减的对象是作答的区分度而不是作答的高低——如实报告自己水平较高的学生不受任何影响。</w:t>
+        <w:t>五种典型作答方式的换算结果列于表 9。可以看到，刻意每题都选最高档所得的初始得分低于认真作答、自评偏高的学生，恰好扭转了刷分的收益方向；而“几乎都选最高档、偶尔次高”这种介于两者之间的作答，折减后也只能落到与认真作答者相同的水平，拿不到额外好处。需要强调的是，折减的对象是作答的区分度而不是作答的高低——如实报告自己水平较高的学生不受任何影响。</w:t>
       </w:r>
     </w:p>
     <w:p>
@@ -10845,7 +11558,7 @@
           <w:i w:val="0"/>
           <w:sz w:val="21"/>
         </w:rPr>
-        <w:t>表 8　五种典型作答方式的换算结果</w:t>
+        <w:t>表 9　五种典型作答方式的换算结果</w:t>
       </w:r>
     </w:p>
     <w:tbl>
@@ -12395,7 +13108,7 @@
           <w:i w:val="0"/>
           <w:sz w:val="24"/>
         </w:rPr>
-        <w:t xml:space="preserve"> 称为证据饱和常数，含义是“证据量达到 κ 时，与满分的差距缩小约 63%”，数值越小则同样的材料带来的提分越快。κ 与初始得分对曲线的影响见图 6，取值见表 9。</w:t>
+        <w:t xml:space="preserve"> 称为证据饱和常数，含义是“证据量达到 κ 时，与满分的差距缩小约 63%”，数值越小则同样的材料带来的提分越快。κ 与初始得分对曲线的影响见图 6，取值见表 10。</w:t>
       </w:r>
     </w:p>
     <w:p>
@@ -12468,7 +13181,7 @@
           <w:i w:val="0"/>
           <w:sz w:val="21"/>
         </w:rPr>
-        <w:t>表 9　各维度的证据饱和常数</w:t>
+        <w:t>表 10　各维度的证据饱和常数</w:t>
       </w:r>
     </w:p>
     <w:tbl>
@@ -13003,7 +13716,7 @@
           <w:i w:val="0"/>
           <w:sz w:val="24"/>
         </w:rPr>
-        <w:t>等级采用随年级递增的发展性常模，按式（11）判定，其中 g 为年级序号（大一取 0，大四取 3）。同一个分数在大一算“发展级”，到大四只能算“起步级”，原地不动即等于退步，四年的成长因此在等级上也看得见。阈值见表 10，两类学生的四年轨迹与等级阶梯见图 8。</w:t>
+        <w:t>等级采用随年级递增的发展性常模，按式（11）判定，其中 g 为年级序号（大一取 0，大四取 3）。同一个分数在大一算“发展级”，到大四只能算“起步级”，原地不动即等于退步，四年的成长因此在等级上也看得见。阈值见表 11，两类学生的四年轨迹与等级阶梯见图 8。</w:t>
       </w:r>
     </w:p>
     <w:p>
@@ -13150,7 +13863,7 @@
           <w:i w:val="0"/>
           <w:sz w:val="21"/>
         </w:rPr>
-        <w:t>表 10　发展性等级阈值</w:t>
+        <w:t>表 11　发展性等级阈值</w:t>
       </w:r>
     </w:p>
     <w:tbl>
@@ -14002,7 +14715,7 @@
           <w:i w:val="0"/>
           <w:sz w:val="24"/>
         </w:rPr>
-        <w:t>据此把参与型渠道整体压到原来的 0.35~0.40，投入型渠道整体抬高，其中文化对话提高 3.2 倍。标定后，1 轮文化对话的证据当量为 0.53，与报名 1 门课程的 0.48 基本相当，计量重新与投入强度对齐。各单位行为的证据当量对照见图 7(a)，具体数值见表 11。</w:t>
+        <w:t>据此把参与型渠道整体压到原来的 0.35~0.40，投入型渠道整体抬高，其中文化对话提高 3.2 倍。标定后，1 轮文化对话的证据当量为 0.53，与报名 1 门课程的 0.48 基本相当，计量重新与投入强度对齐。各单位行为的证据当量对照见图 7(a)，具体数值见表 12。</w:t>
       </w:r>
     </w:p>
     <w:p>
@@ -14075,7 +14788,7 @@
           <w:i w:val="0"/>
           <w:sz w:val="21"/>
         </w:rPr>
-        <w:t>表 11　单位行为的证据当量（标定前后）</w:t>
+        <w:t>表 12　单位行为的证据当量（标定前后）</w:t>
       </w:r>
     </w:p>
     <w:tbl>
@@ -15149,7 +15862,7 @@
           <w:i w:val="0"/>
           <w:sz w:val="24"/>
         </w:rPr>
-        <w:t>本次标定涉及的全部参数及其调整前后取值列于表 12。除权重矩阵外，证据饱和常数整体抬高，使四年的持续投入能拉出台阶；文化对话的渠道上限提高，保证今后大量使用对话时仍有持续的上升空间；参与型渠道的上限压低，抑制“报课不学”与“挂机刷视频”。</w:t>
+        <w:t>本次标定涉及的全部参数及其调整前后取值列于表 13。除权重矩阵外，证据饱和常数整体抬高，使四年的持续投入能拉出台阶；文化对话的渠道上限提高，保证今后大量使用对话时仍有持续的上升空间；参与型渠道的上限压低，抑制“报课不学”与“挂机刷视频”。</w:t>
       </w:r>
     </w:p>
     <w:p>
@@ -15165,7 +15878,7 @@
           <w:i w:val="0"/>
           <w:sz w:val="21"/>
         </w:rPr>
-        <w:t>表 12　标定前后的参数对照</w:t>
+        <w:t>表 13　标定前后的参数对照</w:t>
       </w:r>
     </w:p>
     <w:tbl>
@@ -16824,7 +17537,7 @@
           <w:i w:val="0"/>
           <w:sz w:val="24"/>
         </w:rPr>
-        <w:t>在 5307 名大一学生的真实数据上重算（该批学生尚未做问卷，初始得分取默认值），综合指数的分布对照见图 7(b) 与表 13。中位数由 0.56 降至 0.32，最高分由 0.90 降至 0.69，上方留出了四年成长所需的空间；同时分数并未压平——分布仍保持可分辨的层次。</w:t>
+        <w:t>在 5307 名大一学生的真实数据上重算（该批学生尚未做问卷，初始得分取默认值），综合指数的分布对照见图 7(b) 与表 14。中位数由 0.56 降至 0.32，最高分由 0.90 降至 0.69，上方留出了四年成长所需的空间；同时分数并未压平——分布仍保持可分辨的层次。</w:t>
       </w:r>
     </w:p>
     <w:p>
@@ -16840,7 +17553,7 @@
           <w:i w:val="0"/>
           <w:sz w:val="21"/>
         </w:rPr>
-        <w:t>表 13　大一全体学生综合指数的分布对照</w:t>
+        <w:t>表 14　大一全体学生综合指数的分布对照</w:t>
       </w:r>
     </w:p>
     <w:tbl>
@@ -17571,7 +18284,7 @@
           <w:i w:val="0"/>
           <w:sz w:val="24"/>
         </w:rPr>
-        <w:t>文化对话的上升空间是本次标定的重点检验项。取一名处于中位水平的学生，分别追加 10、30、60 轮有质量的文化对话，其综合指数的变化见表 14。标定前该生起点已在 0.56，距满分只剩 0.44 的空间，追加 60 轮换来 +0.157；标定后起点降到 0.32，空间放大到 0.68，同样的投入换来 +0.412，是原来的 2.6 倍。两点变化叠加，文化对话才真正成为可以持续积累四年的成长通道，而不是很快就顶到天花板的一次性加分项。</w:t>
+        <w:t>文化对话的上升空间是本次标定的重点检验项。取一名处于中位水平的学生，分别追加 10、30、60 轮有质量的文化对话，其综合指数的变化见表 15。标定前该生起点已在 0.56，距满分只剩 0.44 的空间，追加 60 轮换来 +0.157；标定后起点降到 0.32，空间放大到 0.68，同样的投入换来 +0.412，是原来的 2.6 倍。两点变化叠加，文化对话才真正成为可以持续积累四年的成长通道，而不是很快就顶到天花板的一次性加分项。</w:t>
       </w:r>
     </w:p>
     <w:p>
@@ -17587,7 +18300,7 @@
           <w:i w:val="0"/>
           <w:sz w:val="21"/>
         </w:rPr>
-        <w:t>表 14　中位学生追加文化对话后的综合指数</w:t>
+        <w:t>表 15　中位学生追加文化对话后的综合指数</w:t>
       </w:r>
     </w:p>
     <w:tbl>
@@ -18063,7 +18776,7 @@
           <w:i w:val="0"/>
           <w:sz w:val="24"/>
         </w:rPr>
-        <w:t>四年的成长性与防刷分效果同时检验。取两名典型学生：一名逐年加大投入，一名只在入学时把问卷刷满分、其后基本不使用平台。二者的四年轨迹见表 15 与图 8。持续投入的学生四年间由发展级升至引领级；只刷问卷的学生四年停留在起步级，分数虽略有累积，但始终追不上逐年抬高的等级线。</w:t>
+        <w:t>四年的成长性与防刷分效果同时检验。取两名典型学生：一名逐年加大投入，一名只在入学时把问卷刷满分、其后基本不使用平台。二者的四年轨迹见表 16 与图 8。持续投入的学生四年间由发展级升至引领级；只刷问卷的学生四年停留在起步级，分数虽略有累积，但始终追不上逐年抬高的等级线。</w:t>
       </w:r>
     </w:p>
     <w:p>
@@ -18079,7 +18792,7 @@
           <w:i w:val="0"/>
           <w:sz w:val="21"/>
         </w:rPr>
-        <w:t>表 15　两类学生的四年成长轨迹</w:t>
+        <w:t>表 16　两类学生的四年成长轨迹</w:t>
       </w:r>
     </w:p>
     <w:tbl>
@@ -19209,7 +19922,7 @@
           <w:i w:val="0"/>
           <w:sz w:val="24"/>
         </w:rPr>
-        <w:t>系统提供网页版与 Python 服务端两套实现，二者必须给出逐位一致的结果。检验结果列于表 16。</w:t>
+        <w:t>系统提供网页版与 Python 服务端两套实现，二者必须给出逐位一致的结果。检验结果列于表 17。</w:t>
       </w:r>
     </w:p>
     <w:p>
@@ -19225,7 +19938,7 @@
           <w:i w:val="0"/>
           <w:sz w:val="21"/>
         </w:rPr>
-        <w:t>表 16　一致性与稳定性检验结果</w:t>
+        <w:t>表 17　一致性与稳定性检验结果</w:t>
       </w:r>
     </w:p>
     <w:tbl>
@@ -19725,7 +20438,7 @@
           <w:i w:val="0"/>
           <w:sz w:val="24"/>
         </w:rPr>
-        <w:t>表 12 中的绝大多数参数都放在与程序同目录的 weights.json 中，改完刷新页面（服务端为重启服务）即可生效，无需重新导入任何材料——因为权重、上限、饱和常数、问卷窄带与等级阈值都是在打分时套用的，而不是写进证据记录里的。可热改的配置项见表 17。</w:t>
+        <w:t>表 13 中的绝大多数参数都放在与程序同目录的 weights.json 中，改完刷新页面（服务端为重启服务）即可生效，无需重新导入任何材料——因为权重、上限、饱和常数、问卷窄带与等级阈值都是在打分时套用的，而不是写进证据记录里的。可热改的配置项见表 18。</w:t>
       </w:r>
     </w:p>
     <w:p>
@@ -19741,7 +20454,7 @@
           <w:i w:val="0"/>
           <w:sz w:val="21"/>
         </w:rPr>
-        <w:t>表 17　weights.json 可热改的配置项</w:t>
+        <w:t>表 18　weights.json 可热改的配置项</w:t>
       </w:r>
     </w:p>
     <w:tbl>
